--- a/acts-sermons/docx/65_2028-01-09_보이지않는손하나님의섭리_행23장12-35절.docx
+++ b/acts-sermons/docx/65_2028-01-09_보이지않는손하나님의섭리_행23장12-35절.docx
@@ -673,33 +673,33 @@
           <w:sz w:val="24"/>
           <w:szCs w:val="24"/>
         </w:rPr>
-        <w:t xml:space="preserve">열왕기하 5장에는 이름 없는 한 소녀가 나옵니다. 그녀는 아람 군대에 사로잡혀 간 이스라엘의 어린 소녀였습니다. 고향과 가족을 잃고, 적국의 장군 나아만의 아내를 섬기는 종이 되었습니다. 원망하고 증오할 이유가 충분했습니다.</w:t>
-      </w:r>
-    </w:p>
-    <w:p>
-      <w:pPr>
-        <w:spacing w:after="160" w:line="360"/>
-      </w:pPr>
-      <w:r>
-        <w:rPr>
-          <w:rFonts w:ascii="맑은 고딕" w:cs="맑은 고딕" w:eastAsia="맑은 고딕" w:hAnsi="맑은 고딕"/>
-          <w:sz w:val="24"/>
-          <w:szCs w:val="24"/>
-        </w:rPr>
-        <w:t xml:space="preserve">그런데 그녀는 주인 나아만이 나병에 걸린 것을 보고 여주인에게 말합니다. 우리 주인이 사마리아에 계신 선지자 앞에 계셨으면 좋겠습니다. 그가 그 나병을 고치실 것입니다. 이 짧은 한마디가 나아만을 이스라엘로 가게 했고, 그는 요단강에서 몸을 씻고 깨끗해졌습니다. 그리고 이스라엘의 하나님 외에는 온 천하에 신이 없다고 고백했습니다.</w:t>
-      </w:r>
-    </w:p>
-    <w:p>
-      <w:pPr>
-        <w:spacing w:after="160" w:line="360"/>
-      </w:pPr>
-      <w:r>
-        <w:rPr>
-          <w:rFonts w:ascii="맑은 고딕" w:cs="맑은 고딕" w:eastAsia="맑은 고딕" w:hAnsi="맑은 고딕"/>
-          <w:sz w:val="24"/>
-          <w:szCs w:val="24"/>
-        </w:rPr>
-        <w:t xml:space="preserve">성경은 그 소녀의 이름을 기록하지 않습니다. 그러나 하나님은 그 소녀의 입술을 통해 이방 장군을 구원으로 인도하셨습니다. 바울의 조카처럼, 이 소녀는 하나님의 섭리 속에서 결정적인 다리가 되었습니다. 하나님은 작은 사람의 작은 말 한마디를 결코 작게 여기지 않으십니다.</w:t>
+        <w:t xml:space="preserve">마태복음 1장에 나오는 요셉은 성경에서 단 한 마디의 말도 기록되지 않은 사람입니다. 그는 나사렛의 평범한 목수였고, 마리아와 약혼한 사이였습니다. 그런데 마리아가 성령으로 잉태된 것이 드러났습니다. 의로운 사람 요셉은 그녀를 드러내지 않고 가만히 관계를 끊으려 했습니다. 자기 체면을 지키면서도 마리아를 보호하려는 조용한 결정이었습니다.</w:t>
+      </w:r>
+    </w:p>
+    <w:p>
+      <w:pPr>
+        <w:spacing w:after="160" w:line="360"/>
+      </w:pPr>
+      <w:r>
+        <w:rPr>
+          <w:rFonts w:ascii="맑은 고딕" w:cs="맑은 고딕" w:eastAsia="맑은 고딕" w:hAnsi="맑은 고딕"/>
+          <w:sz w:val="24"/>
+          <w:szCs w:val="24"/>
+        </w:rPr>
+        <w:t xml:space="preserve">그때 주의 사자가 꿈에 나타나 말했습니다. 마리아를 아내로 데려오기를 무서워하지 말라. 그에게 잉태된 자는 성령으로 된 것이라. 아들을 낳으리니 이름을 예수라 하라. 성경은 그다음 장면을 이렇게 기록합니다. 요셉이 잠에서 깨어 일어나 주의 사자의 분부대로 행하여 그의 아내를 데려왔다고 말입니다. 그리고 아기가 태어나자 이름을 예수라 하였습니다.</w:t>
+      </w:r>
+    </w:p>
+    <w:p>
+      <w:pPr>
+        <w:spacing w:after="160" w:line="360"/>
+      </w:pPr>
+      <w:r>
+        <w:rPr>
+          <w:rFonts w:ascii="맑은 고딕" w:cs="맑은 고딕" w:eastAsia="맑은 고딕" w:hAnsi="맑은 고딕"/>
+          <w:sz w:val="24"/>
+          <w:szCs w:val="24"/>
+        </w:rPr>
+        <w:t xml:space="preserve">요셉은 설교한 적도 없고 기적을 행한 적도 없습니다. 그저 말없이 순종했습니다. 그러나 하나님은 그 조용한 순종을 통해 메시아가 다윗의 자손으로 오시게 하셨고, 아기 예수를 지키셨습니다. 바울의 조카처럼, 요셉은 하나님의 큰 계획 속에서 눈에 잘 띄지 않는 결정적인 자리를 지켰습니다. 하나님은 작은 사람의 작은 순종을 결코 작게 여기지 않으십니다.</w:t>
       </w:r>
     </w:p>
     <w:p>
@@ -801,7 +801,7 @@
           <w:sz w:val="24"/>
           <w:szCs w:val="24"/>
         </w:rPr>
-        <w:t xml:space="preserve">성도 여러분, 스스로를 너무 작게 여기지 마십시오. “나 같은 사람이 무슨 일을 하겠어.” 이렇게 생각하기 쉽습니다. 그러나 하나님은 바울의 조카를 쓰셨고, 이름 없는 여종을 쓰셨습니다. 하나님의 나라는 이름 없는 사람들의 순종으로 세워져 왔습니다.</w:t>
+        <w:t xml:space="preserve">성도 여러분, 스스로를 너무 작게 여기지 마십시오. “나 같은 사람이 무슨 일을 하겠어.” 이렇게 생각하기 쉽습니다. 그러나 하나님은 바울의 조카를 쓰셨고, 말없이 순종한 목수 요셉을 쓰셨습니다. 하나님의 나라는 이름 없는 사람들의 순종으로 세워져 왔습니다.</w:t>
       </w:r>
     </w:p>
     <w:p>
